--- a/docs/ONBOARDING-SPEC.docx
+++ b/docs/ONBOARDING-SPEC.docx
@@ -5943,7 +5943,7 @@
           <w:p>
             <w:r/>
             <w:r>
-              <w:t>Calibration asks daily "How physical was today?" for the first 7 days.</w:t>
+              <w:t>Calibration asks daily "How physical was today?" until calibration ends (data-driven, no fixed day count).</w:t>
             </w:r>
           </w:p>
         </w:tc>
@@ -8234,7 +8234,7 @@
         <w:pStyle w:val="Heading2"/>
       </w:pPr>
       <w:r>
-        <w:t>4. 7-day calibration (what we learn instead of asking)</w:t>
+        <w:t>4. Calibration (what we learn instead of asking; ends on data quality, never on a fixed day count — CORE-PRODUCT-LOGICS §3)</w:t>
       </w:r>
     </w:p>
     <w:tbl>
@@ -8587,7 +8587,7 @@
     </w:tbl>
     <w:p>
       <w:r>
-        <w:t>At day 7: a short "Here's what I learned" screen; any plan change (days, minutes, times) needs the user's OK. Calibration never raises intensity in conservative mode beyond the conservative caps.</w:t>
+        <w:t>When calibration ends (R19, approved): a short "Your plan is ready" screen; any plan change (days, minutes, times) needs the user's OK. Calibration never raises intensity in conservative mode beyond the conservative caps.</w:t>
       </w:r>
     </w:p>
     <w:p>
